--- a/Volume 1/Chapter 03 - File Handling/SPA_Vol1_Ch3_Lesson3_1a_Create_File_EXTENDED.docx
+++ b/Volume 1/Chapter 03 - File Handling/SPA_Vol1_Ch3_Lesson3_1a_Create_File_EXTENDED.docx
@@ -806,7 +806,7 @@
         <w:keepNext/>
       </w:pPr>
       <w:r>
-        <w:t>Save each file from this lesson into the matching path in the project layout. As in Chapter 1, notepad .\rust\Cargo.toml creates and opens one: choose Yes, type the file, save it with Ctrl+S, and close Notepad. Then install forge-std, Foundry's standard library, into the Solidity project. Linux Assembly runs in WSL or on a Linux computer.</w:t>
+        <w:t>Next, let the tools create the Rust and Solidity projects. Remember, Cargo.toml describes the project: cargo init .\rust writes it, with a starter program, src\main.rs. This lesson's programs live in src\bin, one file per program, so Remove-Item deletes the starter. Remember, forge init makes the Solidity project: --no-git and --offline work as in Chapter 1, --empty leaves out forge's example contracts, and --force lets it fill the solidity folder, which already holds the empty folders made above.</w:t>
       </w:r>
     </w:p>
     <w:p>
@@ -820,6 +820,171 @@
         <w:keepNext/>
       </w:pPr>
       <w:r>
+        <w:t>cargo init .\rust --name create_file --vcs none</w:t>
+      </w:r>
+    </w:p>
+    <w:p>
+      <w:pPr>
+        <w:pStyle w:val="CommandBlock"/>
+        <w:keepNext/>
+      </w:pPr>
+      <w:r>
+        <w:t>Remove-Item .\rust\src\main.rs</w:t>
+      </w:r>
+    </w:p>
+    <w:p>
+      <w:pPr>
+        <w:pStyle w:val="CommandBlock"/>
+      </w:pPr>
+      <w:r>
+        <w:t>forge init .\solidity --empty --no-git --offline --force</w:t>
+      </w:r>
+    </w:p>
+    <w:p>
+      <w:pPr>
+        <w:keepNext/>
+      </w:pPr>
+    </w:p>
+    <w:p>
+      <w:r>
+        <w:t>Then type the Solidity project's settings over the foundry.toml that forge init wrote. foundry.toml is the same as in Lesson 2.13a, except that fs_permissions now allows only the one file ./sandbox/inventory.txt, written as a list with one grant per line, so the Exercise and the Challenge can each add a line. notepad .\solidity\foundry.toml opens the file: replace its text with the file below, save it with Ctrl+S, and close Notepad.</w:t>
+      </w:r>
+    </w:p>
+    <w:p>
+      <w:pPr>
+        <w:keepNext/>
+      </w:pPr>
+    </w:p>
+    <w:p>
+      <w:pPr>
+        <w:pStyle w:val="Heading3"/>
+      </w:pPr>
+      <w:r>
+        <w:t>solidity/foundry.toml</w:t>
+      </w:r>
+    </w:p>
+    <w:p>
+      <w:pPr>
+        <w:pStyle w:val="SourceCode"/>
+        <w:keepNext/>
+      </w:pPr>
+      <w:r>
+        <w:t>[profile.default]</w:t>
+      </w:r>
+    </w:p>
+    <w:p>
+      <w:pPr>
+        <w:pStyle w:val="SourceCode"/>
+        <w:keepNext/>
+      </w:pPr>
+      <w:r>
+        <w:t># The scripts in script/ are the only Solidity sources in this project.</w:t>
+      </w:r>
+    </w:p>
+    <w:p>
+      <w:pPr>
+        <w:pStyle w:val="SourceCode"/>
+        <w:keepNext/>
+      </w:pPr>
+      <w:r>
+        <w:t>src = "script"</w:t>
+      </w:r>
+    </w:p>
+    <w:p>
+      <w:pPr>
+        <w:pStyle w:val="SourceCode"/>
+        <w:keepNext/>
+      </w:pPr>
+      <w:r>
+        <w:t># forge install puts forge-std in lib/.</w:t>
+      </w:r>
+    </w:p>
+    <w:p>
+      <w:pPr>
+        <w:pStyle w:val="SourceCode"/>
+        <w:keepNext/>
+      </w:pPr>
+      <w:r>
+        <w:t>libs = ["lib"]</w:t>
+      </w:r>
+    </w:p>
+    <w:p>
+      <w:pPr>
+        <w:pStyle w:val="SourceCode"/>
+        <w:keepNext/>
+      </w:pPr>
+      <w:r>
+        <w:t># The file cheatcodes may read and write only sandbox/inventory.txt, and</w:t>
+      </w:r>
+    </w:p>
+    <w:p>
+      <w:pPr>
+        <w:pStyle w:val="SourceCode"/>
+        <w:keepNext/>
+      </w:pPr>
+      <w:r>
+        <w:t># no other file on the computer. The Exercise and the Challenge each add</w:t>
+      </w:r>
+    </w:p>
+    <w:p>
+      <w:pPr>
+        <w:pStyle w:val="SourceCode"/>
+        <w:keepNext/>
+      </w:pPr>
+      <w:r>
+        <w:t># one line here, for the one file they add.</w:t>
+      </w:r>
+    </w:p>
+    <w:p>
+      <w:pPr>
+        <w:pStyle w:val="SourceCode"/>
+        <w:keepNext/>
+      </w:pPr>
+      <w:r>
+        <w:t>fs_permissions = [</w:t>
+      </w:r>
+    </w:p>
+    <w:p>
+      <w:pPr>
+        <w:pStyle w:val="SourceCode"/>
+        <w:keepNext/>
+      </w:pPr>
+      <w:r>
+        <w:t xml:space="preserve">    { access = "read-write", path = "./sandbox/inventory.txt" },</w:t>
+      </w:r>
+    </w:p>
+    <w:p>
+      <w:pPr>
+        <w:pStyle w:val="SourceCode"/>
+      </w:pPr>
+      <w:r>
+        <w:t>]</w:t>
+      </w:r>
+    </w:p>
+    <w:p>
+      <w:pPr>
+        <w:keepNext/>
+      </w:pPr>
+    </w:p>
+    <w:p>
+      <w:pPr>
+        <w:keepNext/>
+      </w:pPr>
+      <w:r>
+        <w:t>Then install forge-std, Foundry's standard library, into the Solidity project. Linux Assembly runs in WSL or on a Linux computer.</w:t>
+      </w:r>
+    </w:p>
+    <w:p>
+      <w:pPr>
+        <w:keepNext/>
+      </w:pPr>
+    </w:p>
+    <w:p>
+      <w:pPr>
+        <w:pStyle w:val="CommandBlock"/>
+        <w:keepNext/>
+      </w:pPr>
+      <w:r>
         <w:t>Push-Location .\solidity</w:t>
       </w:r>
     </w:p>
@@ -846,6 +1011,16 @@
       </w:pPr>
     </w:p>
     <w:p>
+      <w:r>
+        <w:t>You save each source file in its language's section below, as each is shown. As in Chapter 1, notepad .\rust\src\bin\basic_create_file.rs creates and opens one: choose Yes, type the file, save it with Ctrl+S, and close Notepad.</w:t>
+      </w:r>
+    </w:p>
+    <w:p>
+      <w:pPr>
+        <w:keepNext/>
+      </w:pPr>
+    </w:p>
+    <w:p>
       <w:pPr>
         <w:keepNext/>
       </w:pPr>
@@ -916,7 +1091,7 @@
         <w:keepNext/>
       </w:pPr>
       <w:r>
-        <w:t>Save each file from this lesson into the matching path in the project layout. As in Chapter 1, nano ./rust/Cargo.toml creates and opens one: type the file, then save and close it with Ctrl+O, Enter, then Ctrl+X. Then install forge-std.</w:t>
+        <w:t>Then create the Rust and Solidity projects with the same commands as on Windows; rm deletes the starter main.rs.</w:t>
       </w:r>
     </w:p>
     <w:p>
@@ -927,6 +1102,50 @@
     <w:p>
       <w:pPr>
         <w:pStyle w:val="CommandBlock"/>
+        <w:keepNext/>
+      </w:pPr>
+      <w:r>
+        <w:t>cargo init ./rust --name create_file --vcs none</w:t>
+      </w:r>
+    </w:p>
+    <w:p>
+      <w:pPr>
+        <w:pStyle w:val="CommandBlock"/>
+        <w:keepNext/>
+      </w:pPr>
+      <w:r>
+        <w:t>rm ./rust/src/main.rs</w:t>
+      </w:r>
+    </w:p>
+    <w:p>
+      <w:pPr>
+        <w:pStyle w:val="CommandBlock"/>
+      </w:pPr>
+      <w:r>
+        <w:t>forge init ./solidity --empty --no-git --offline --force</w:t>
+      </w:r>
+    </w:p>
+    <w:p>
+      <w:pPr>
+        <w:keepNext/>
+      </w:pPr>
+    </w:p>
+    <w:p>
+      <w:pPr>
+        <w:keepNext/>
+      </w:pPr>
+      <w:r>
+        <w:t>Type solidity/foundry.toml exactly as shown in the Windows setup, over the file forge init wrote. Then install forge-std.</w:t>
+      </w:r>
+    </w:p>
+    <w:p>
+      <w:pPr>
+        <w:keepNext/>
+      </w:pPr>
+    </w:p>
+    <w:p>
+      <w:pPr>
+        <w:pStyle w:val="CommandBlock"/>
       </w:pPr>
       <w:r>
         <w:t>(cd ./solidity &amp;&amp; forge install foundry-rs/forge-std@v1.16.2 --no-git)</w:t>
@@ -938,6 +1157,16 @@
       </w:pPr>
     </w:p>
     <w:p>
+      <w:r>
+        <w:t>You save each source file in its language's section below, as each is shown. As in Chapter 1, nano ./rust/src/bin/basic_create_file.rs creates and opens one: type the file, then save and close it with Ctrl+O, Enter, then Ctrl+X.</w:t>
+      </w:r>
+    </w:p>
+    <w:p>
+      <w:pPr>
+        <w:keepNext/>
+      </w:pPr>
+    </w:p>
+    <w:p>
       <w:pPr>
         <w:keepNext/>
       </w:pPr>
@@ -12628,7 +12857,7 @@
     </w:p>
     <w:p>
       <w:r>
-        <w:t>Cargo.toml names this lesson's package, create_file, and its two programs. foundry.toml is the same as in Lesson 2.13a, except that fs_permissions now allows only the one file ./sandbox/inventory.txt, written as a list with one grant per line, so the Exercise and the Challenge can each add a line.</w:t>
+        <w:t>This is the file the setup commands wrote, shown here so you can check yours. Cargo.toml names this lesson's package, create_file, and its two programs. cargo init does not write the comment lines, which are this lesson's notes about the file, and yours ends with an empty [dependencies] heading; the blank lines may differ.</w:t>
       </w:r>
     </w:p>
     <w:p>
@@ -12706,122 +12935,6 @@
       </w:pPr>
       <w:r>
         <w:t># create_file.</w:t>
-      </w:r>
-    </w:p>
-    <w:p>
-      <w:pPr>
-        <w:keepNext/>
-      </w:pPr>
-    </w:p>
-    <w:p>
-      <w:pPr>
-        <w:keepNext/>
-      </w:pPr>
-    </w:p>
-    <w:p>
-      <w:pPr>
-        <w:pStyle w:val="Heading2"/>
-      </w:pPr>
-      <w:r>
-        <w:t>solidity/foundry.toml</w:t>
-      </w:r>
-    </w:p>
-    <w:p>
-      <w:pPr>
-        <w:pStyle w:val="SourceCode"/>
-        <w:keepNext/>
-      </w:pPr>
-      <w:r>
-        <w:t>[profile.default]</w:t>
-      </w:r>
-    </w:p>
-    <w:p>
-      <w:pPr>
-        <w:pStyle w:val="SourceCode"/>
-        <w:keepNext/>
-      </w:pPr>
-      <w:r>
-        <w:t># The scripts in script/ are the only Solidity sources in this project.</w:t>
-      </w:r>
-    </w:p>
-    <w:p>
-      <w:pPr>
-        <w:pStyle w:val="SourceCode"/>
-        <w:keepNext/>
-      </w:pPr>
-      <w:r>
-        <w:t>src = "script"</w:t>
-      </w:r>
-    </w:p>
-    <w:p>
-      <w:pPr>
-        <w:pStyle w:val="SourceCode"/>
-        <w:keepNext/>
-      </w:pPr>
-      <w:r>
-        <w:t># forge install puts forge-std in lib/.</w:t>
-      </w:r>
-    </w:p>
-    <w:p>
-      <w:pPr>
-        <w:pStyle w:val="SourceCode"/>
-        <w:keepNext/>
-      </w:pPr>
-      <w:r>
-        <w:t>libs = ["lib"]</w:t>
-      </w:r>
-    </w:p>
-    <w:p>
-      <w:pPr>
-        <w:pStyle w:val="SourceCode"/>
-        <w:keepNext/>
-      </w:pPr>
-      <w:r>
-        <w:t># The file cheatcodes may read and write only sandbox/inventory.txt, and</w:t>
-      </w:r>
-    </w:p>
-    <w:p>
-      <w:pPr>
-        <w:pStyle w:val="SourceCode"/>
-        <w:keepNext/>
-      </w:pPr>
-      <w:r>
-        <w:t># no other file on the computer. The Exercise and the Challenge each add</w:t>
-      </w:r>
-    </w:p>
-    <w:p>
-      <w:pPr>
-        <w:pStyle w:val="SourceCode"/>
-        <w:keepNext/>
-      </w:pPr>
-      <w:r>
-        <w:t># one line here, for the one file they add.</w:t>
-      </w:r>
-    </w:p>
-    <w:p>
-      <w:pPr>
-        <w:pStyle w:val="SourceCode"/>
-        <w:keepNext/>
-      </w:pPr>
-      <w:r>
-        <w:t>fs_permissions = [</w:t>
-      </w:r>
-    </w:p>
-    <w:p>
-      <w:pPr>
-        <w:pStyle w:val="SourceCode"/>
-        <w:keepNext/>
-      </w:pPr>
-      <w:r>
-        <w:t xml:space="preserve">    { access = "read-write", path = "./sandbox/inventory.txt" },</w:t>
-      </w:r>
-    </w:p>
-    <w:p>
-      <w:pPr>
-        <w:pStyle w:val="SourceCode"/>
-      </w:pPr>
-      <w:r>
-        <w:t>]</w:t>
       </w:r>
     </w:p>
     <w:p>
@@ -13782,31 +13895,31 @@
       </w:rPr>
     </w:lvl>
   </w:abstractNum>
-  <w:num w:numId="1" w16cid:durableId="504978773">
+  <w:num w:numId="1" w16cid:durableId="1768427748">
     <w:abstractNumId w:val="8"/>
   </w:num>
-  <w:num w:numId="2" w16cid:durableId="122576002">
+  <w:num w:numId="2" w16cid:durableId="952589089">
     <w:abstractNumId w:val="6"/>
   </w:num>
-  <w:num w:numId="3" w16cid:durableId="202980746">
+  <w:num w:numId="3" w16cid:durableId="1180120878">
     <w:abstractNumId w:val="5"/>
   </w:num>
-  <w:num w:numId="4" w16cid:durableId="898327650">
+  <w:num w:numId="4" w16cid:durableId="1851290631">
     <w:abstractNumId w:val="4"/>
   </w:num>
-  <w:num w:numId="5" w16cid:durableId="2006584832">
+  <w:num w:numId="5" w16cid:durableId="242299584">
     <w:abstractNumId w:val="7"/>
   </w:num>
-  <w:num w:numId="6" w16cid:durableId="902377382">
+  <w:num w:numId="6" w16cid:durableId="1734694694">
     <w:abstractNumId w:val="3"/>
   </w:num>
-  <w:num w:numId="7" w16cid:durableId="1027952508">
+  <w:num w:numId="7" w16cid:durableId="1581721272">
     <w:abstractNumId w:val="2"/>
   </w:num>
-  <w:num w:numId="8" w16cid:durableId="1421021430">
+  <w:num w:numId="8" w16cid:durableId="120265383">
     <w:abstractNumId w:val="1"/>
   </w:num>
-  <w:num w:numId="9" w16cid:durableId="179441573">
+  <w:num w:numId="9" w16cid:durableId="1395810452">
     <w:abstractNumId w:val="0"/>
   </w:num>
 </w:numbering>

--- a/Volume 1/Chapter 03 - File Handling/SPA_Vol1_Ch3_Lesson3_1a_Create_File_EXTENDED.docx
+++ b/Volume 1/Chapter 03 - File Handling/SPA_Vol1_Ch3_Lesson3_1a_Create_File_EXTENDED.docx
@@ -428,6 +428,7 @@
         <w:pStyle w:val="ListBullet"/>
       </w:pPr>
       <w:r>
+        <w:lastRenderedPageBreak/>
         <w:t>The Production-Minded version creates files through create_text_file (createTextFile in Solidity), which refuses an existing file and reports every failure as Lesson 2.11a did: one Error line on the error stream and exit code 1.</w:t>
       </w:r>
     </w:p>
@@ -776,6 +777,7 @@
         <w:pStyle w:val="CommandBlock"/>
       </w:pPr>
       <w:r>
+        <w:lastRenderedPageBreak/>
         <w:t>New-Item -ItemType Directory -Force `</w:t>
       </w:r>
     </w:p>
@@ -910,7 +912,7 @@
         <w:keepNext/>
       </w:pPr>
       <w:r>
-        <w:t>[profile.default]</w:t>
+        <w:t>[profile.default]  # Remember, the settings forge uses by default.</w:t>
       </w:r>
     </w:p>
     <w:p>
@@ -3964,7 +3966,6 @@
     <w:p>
       <w:pPr>
         <w:pStyle w:val="SourceCode"/>
-        <w:keepNext/>
       </w:pPr>
       <w:r>
         <w:t>.done:</w:t>
@@ -3973,7 +3974,6 @@
     <w:p>
       <w:pPr>
         <w:pStyle w:val="SourceCode"/>
-        <w:keepNext/>
       </w:pPr>
       <w:r>
         <w:t xml:space="preserve">    pop rbx</w:t>
@@ -3982,6 +3982,7 @@
     <w:p>
       <w:pPr>
         <w:pStyle w:val="SourceCode"/>
+        <w:keepNext/>
       </w:pPr>
       <w:r>
         <w:t xml:space="preserve">    ret</w:t>
@@ -3989,6 +3990,29 @@
     </w:p>
     <w:p>
       <w:pPr>
+        <w:pStyle w:val="SourceCode"/>
+        <w:keepNext/>
+      </w:pPr>
+    </w:p>
+    <w:p>
+      <w:pPr>
+        <w:pStyle w:val="SourceCode"/>
+        <w:keepNext/>
+      </w:pPr>
+      <w:r>
+        <w:t>; Remember, this marks the stack as not executable, as Linux linkers expect.</w:t>
+      </w:r>
+    </w:p>
+    <w:p>
+      <w:pPr>
+        <w:pStyle w:val="SourceCode"/>
+      </w:pPr>
+      <w:r>
+        <w:t>section .note.GNU-stack noalloc noexec nowrite progbits</w:t>
+      </w:r>
+    </w:p>
+    <w:p>
+      <w:pPr>
         <w:keepNext/>
       </w:pPr>
     </w:p>
@@ -7340,7 +7364,6 @@
     <w:p>
       <w:pPr>
         <w:pStyle w:val="SourceCode"/>
-        <w:keepNext/>
       </w:pPr>
       <w:r>
         <w:t>.done:</w:t>
@@ -7349,7 +7372,6 @@
     <w:p>
       <w:pPr>
         <w:pStyle w:val="SourceCode"/>
-        <w:keepNext/>
       </w:pPr>
       <w:r>
         <w:t xml:space="preserve">    pop rbx</w:t>
@@ -7358,6 +7380,7 @@
     <w:p>
       <w:pPr>
         <w:pStyle w:val="SourceCode"/>
+        <w:keepNext/>
       </w:pPr>
       <w:r>
         <w:t xml:space="preserve">    ret</w:t>
@@ -7365,6 +7388,29 @@
     </w:p>
     <w:p>
       <w:pPr>
+        <w:pStyle w:val="SourceCode"/>
+        <w:keepNext/>
+      </w:pPr>
+    </w:p>
+    <w:p>
+      <w:pPr>
+        <w:pStyle w:val="SourceCode"/>
+        <w:keepNext/>
+      </w:pPr>
+      <w:r>
+        <w:t>; Remember, this marks the stack as not executable, as Linux linkers expect.</w:t>
+      </w:r>
+    </w:p>
+    <w:p>
+      <w:pPr>
+        <w:pStyle w:val="SourceCode"/>
+      </w:pPr>
+      <w:r>
+        <w:t>section .note.GNU-stack noalloc noexec nowrite progbits</w:t>
+      </w:r>
+    </w:p>
+    <w:p>
+      <w:pPr>
         <w:keepNext/>
       </w:pPr>
     </w:p>
@@ -7836,23 +7882,23 @@
         <w:pStyle w:val="SourceCode"/>
       </w:pPr>
       <w:r>
-        <w:t xml:space="preserve">    // old text is lost. So the program checks first and refuses, changing</w:t>
-      </w:r>
-    </w:p>
-    <w:p>
-      <w:pPr>
-        <w:pStyle w:val="SourceCode"/>
-      </w:pPr>
-      <w:r>
-        <w:t xml:space="preserve">    // nothing. Remember, exists() is true when the path is there, eprintln!</w:t>
-      </w:r>
-    </w:p>
-    <w:p>
-      <w:pPr>
-        <w:pStyle w:val="SourceCode"/>
-      </w:pPr>
-      <w:r>
-        <w:t xml:space="preserve">    // writes to stderr, and std::process::exit(1) reports the failure.</w:t>
+        <w:t xml:space="preserve">    // old text is lost, so the program checks first and refuses. Remember,</w:t>
+      </w:r>
+    </w:p>
+    <w:p>
+      <w:pPr>
+        <w:pStyle w:val="SourceCode"/>
+      </w:pPr>
+      <w:r>
+        <w:t xml:space="preserve">    // exists() is true when the path is there, display() shows a path as</w:t>
+      </w:r>
+    </w:p>
+    <w:p>
+      <w:pPr>
+        <w:pStyle w:val="SourceCode"/>
+      </w:pPr>
+      <w:r>
+        <w:t xml:space="preserve">    // text, eprintln! writes to stderr, std::process::exit(1) reports failure.</w:t>
       </w:r>
     </w:p>
     <w:p>
@@ -10338,7 +10384,7 @@
         <w:pStyle w:val="SourceCode"/>
       </w:pPr>
       <w:r>
-        <w:t>%% whose pattern fits.</w:t>
+        <w:t>%% that fits; io_lib:format returns text, and lists:flatten joins its parts.</w:t>
       </w:r>
     </w:p>
     <w:p>
@@ -14026,31 +14072,31 @@
       </w:rPr>
     </w:lvl>
   </w:abstractNum>
-  <w:num w:numId="1" w16cid:durableId="1538080439">
+  <w:num w:numId="1" w16cid:durableId="1498033952">
     <w:abstractNumId w:val="8"/>
   </w:num>
-  <w:num w:numId="2" w16cid:durableId="1854420548">
+  <w:num w:numId="2" w16cid:durableId="1963535999">
     <w:abstractNumId w:val="6"/>
   </w:num>
-  <w:num w:numId="3" w16cid:durableId="298152057">
+  <w:num w:numId="3" w16cid:durableId="487356905">
     <w:abstractNumId w:val="5"/>
   </w:num>
-  <w:num w:numId="4" w16cid:durableId="1714428325">
+  <w:num w:numId="4" w16cid:durableId="1907454533">
     <w:abstractNumId w:val="4"/>
   </w:num>
-  <w:num w:numId="5" w16cid:durableId="885946257">
+  <w:num w:numId="5" w16cid:durableId="487600298">
     <w:abstractNumId w:val="7"/>
   </w:num>
-  <w:num w:numId="6" w16cid:durableId="426115690">
+  <w:num w:numId="6" w16cid:durableId="672994301">
     <w:abstractNumId w:val="3"/>
   </w:num>
-  <w:num w:numId="7" w16cid:durableId="1603680127">
+  <w:num w:numId="7" w16cid:durableId="68162003">
     <w:abstractNumId w:val="2"/>
   </w:num>
-  <w:num w:numId="8" w16cid:durableId="1240671315">
+  <w:num w:numId="8" w16cid:durableId="1374574256">
     <w:abstractNumId w:val="1"/>
   </w:num>
-  <w:num w:numId="9" w16cid:durableId="2134664659">
+  <w:num w:numId="9" w16cid:durableId="1071317244">
     <w:abstractNumId w:val="0"/>
   </w:num>
 </w:numbering>
